--- a/fast_algorithms_in_protection_systems/Отчёты/Практическое занятие № 9/Практическое занятие № 9.docx
+++ b/fast_algorithms_in_protection_systems/Отчёты/Практическое занятие № 9/Практическое занятие № 9.docx
@@ -299,85 +299,178 @@
       <w:r>
         <w:t xml:space="preserve">Алгоритм Шора — квантовый алгоритм разложения целого числа на простые множители (факторизации), предложенный в 1994 году американским математиком Питером Шором, работавшим в AT&amp;T Bell Labs (публикация: Shor P. W. Polynomial-Time Algorithms for Prime Factorization and Discrete Logarithms on a Quantum Computer, 1994–1997). Алгоритм позволяет разложить число N на множители за время, полиномиально зависящее от длины числа, — оценивается как </w:t>
       </w:r>
-      <w:proofErr w:type="gramStart"/>
-      <w:r>
-        <w:t>O(</w:t>
-      </w:r>
-      <w:proofErr w:type="gramEnd"/>
-      <w:r>
-        <w:t xml:space="preserve">(log </w:t>
-      </w:r>
-      <w:proofErr w:type="gramStart"/>
-      <w:r>
-        <w:t>N)^</w:t>
-      </w:r>
-      <w:proofErr w:type="gramEnd"/>
-      <w:r>
-        <w:t xml:space="preserve">3) квантовых операций (с последующими улучшениями до примерно </w:t>
-      </w:r>
-      <w:proofErr w:type="gramStart"/>
-      <w:r>
-        <w:t>O(</w:t>
-      </w:r>
-      <w:proofErr w:type="gramEnd"/>
-      <w:r>
-        <w:t xml:space="preserve">(log </w:t>
-      </w:r>
-      <w:proofErr w:type="gramStart"/>
-      <w:r>
-        <w:t>N)^</w:t>
-      </w:r>
-      <w:proofErr w:type="gramEnd"/>
-      <w:r>
-        <w:t xml:space="preserve">2·log log N·log log log N)). Для сравнения, лучший известный классический алгоритм — метод решета числового поля (GNFS) — имеет субэкспоненциальную сложность порядка </w:t>
-      </w:r>
-      <w:proofErr w:type="gramStart"/>
-      <w:r>
-        <w:t>exp(</w:t>
-      </w:r>
-      <w:proofErr w:type="gramEnd"/>
-      <w:r>
-        <w:t>((64/</w:t>
-      </w:r>
-      <w:proofErr w:type="gramStart"/>
-      <w:r>
-        <w:t>9)^</w:t>
-      </w:r>
-      <w:proofErr w:type="gramEnd"/>
-      <w:r>
-        <w:t>(1/3</w:t>
-      </w:r>
-      <w:proofErr w:type="gramStart"/>
-      <w:r>
-        <w:t>))·</w:t>
-      </w:r>
-      <w:proofErr w:type="gramEnd"/>
-      <w:r>
-        <w:t xml:space="preserve">(ln </w:t>
-      </w:r>
-      <w:proofErr w:type="gramStart"/>
-      <w:r>
-        <w:t>N)^</w:t>
-      </w:r>
-      <w:proofErr w:type="gramEnd"/>
-      <w:r>
-        <w:t>(1/</w:t>
-      </w:r>
-      <w:proofErr w:type="gramStart"/>
-      <w:r>
-        <w:t>3)·</w:t>
-      </w:r>
-      <w:proofErr w:type="gramEnd"/>
-      <w:r>
-        <w:t xml:space="preserve">(ln ln </w:t>
-      </w:r>
-      <w:proofErr w:type="gramStart"/>
-      <w:r>
-        <w:t>N)^</w:t>
-      </w:r>
-      <w:proofErr w:type="gramEnd"/>
-      <w:r>
-        <w:t>(2/3)), что и обеспечивает практическую стойкость классических криптосистем.</w:t>
+      <m:oMath>
+        <m:r>
+          <m:t xml:space="preserve">O</m:t>
+        </m:r>
+        <m:d>
+          <m:e>
+            <m:sSup>
+              <m:e>
+                <m:d>
+                  <m:e>
+                    <m:r>
+                      <m:t xml:space="preserve">log N</m:t>
+                    </m:r>
+                  </m:e>
+                </m:d>
+              </m:e>
+              <m:sup>
+                <m:r>
+                  <m:t xml:space="preserve">3</m:t>
+                </m:r>
+              </m:sup>
+            </m:sSup>
+          </m:e>
+        </m:d>
+      </m:oMath>
+      <w:r>
+        <w:t xml:space="preserve"> квантовых операций (с последующими улучшениями до примерно </w:t>
+      </w:r>
+      <m:oMath>
+        <m:r>
+          <m:t xml:space="preserve">O</m:t>
+        </m:r>
+        <m:d>
+          <m:e>
+            <m:sSup>
+              <m:e>
+                <m:d>
+                  <m:e>
+                    <m:r>
+                      <m:t xml:space="preserve">log N</m:t>
+                    </m:r>
+                  </m:e>
+                </m:d>
+              </m:e>
+              <m:sup>
+                <m:r>
+                  <m:t xml:space="preserve">2</m:t>
+                </m:r>
+              </m:sup>
+            </m:sSup>
+            <m:r>
+              <m:t xml:space="preserve">·log log N·log log log N</m:t>
+            </m:r>
+          </m:e>
+        </m:d>
+      </m:oMath>
+      <w:r>
+        <w:t xml:space="preserve">). Для сравнения, лучший известный классический алгоритм — метод решета числового поля (GNFS) — имеет субэкспоненциальную сложность порядка </w:t>
+      </w:r>
+      <m:oMath>
+        <m:r>
+          <m:t xml:space="preserve">exp</m:t>
+        </m:r>
+        <m:d>
+          <m:e>
+            <m:sSup>
+              <m:e>
+                <m:d>
+                  <m:e>
+                    <m:f>
+                      <m:num>
+                        <m:r>
+                          <m:t xml:space="preserve">64</m:t>
+                        </m:r>
+                      </m:num>
+                      <m:den>
+                        <m:r>
+                          <m:t xml:space="preserve">9</m:t>
+                        </m:r>
+                      </m:den>
+                    </m:f>
+                  </m:e>
+                </m:d>
+              </m:e>
+              <m:sup>
+                <m:d>
+                  <m:e>
+                    <m:f>
+                      <m:num>
+                        <m:r>
+                          <m:t xml:space="preserve">1</m:t>
+                        </m:r>
+                      </m:num>
+                      <m:den>
+                        <m:r>
+                          <m:t xml:space="preserve">3</m:t>
+                        </m:r>
+                      </m:den>
+                    </m:f>
+                  </m:e>
+                </m:d>
+              </m:sup>
+            </m:sSup>
+            <m:r>
+              <m:t xml:space="preserve">·</m:t>
+            </m:r>
+            <m:sSup>
+              <m:e>
+                <m:d>
+                  <m:e>
+                    <m:r>
+                      <m:t xml:space="preserve">ln N</m:t>
+                    </m:r>
+                  </m:e>
+                </m:d>
+              </m:e>
+              <m:sup>
+                <m:d>
+                  <m:e>
+                    <m:f>
+                      <m:num>
+                        <m:r>
+                          <m:t xml:space="preserve">1</m:t>
+                        </m:r>
+                      </m:num>
+                      <m:den>
+                        <m:r>
+                          <m:t xml:space="preserve">3</m:t>
+                        </m:r>
+                      </m:den>
+                    </m:f>
+                  </m:e>
+                </m:d>
+              </m:sup>
+            </m:sSup>
+            <m:r>
+              <m:t xml:space="preserve">·</m:t>
+            </m:r>
+            <m:sSup>
+              <m:e>
+                <m:d>
+                  <m:e>
+                    <m:r>
+                      <m:t xml:space="preserve">ln ln N</m:t>
+                    </m:r>
+                  </m:e>
+                </m:d>
+              </m:e>
+              <m:sup>
+                <m:d>
+                  <m:e>
+                    <m:f>
+                      <m:num>
+                        <m:r>
+                          <m:t xml:space="preserve">2</m:t>
+                        </m:r>
+                      </m:num>
+                      <m:den>
+                        <m:r>
+                          <m:t xml:space="preserve">3</m:t>
+                        </m:r>
+                      </m:den>
+                    </m:f>
+                  </m:e>
+                </m:d>
+              </m:sup>
+            </m:sSup>
+          </m:e>
+        </m:d>
+      </m:oMath>
+      <w:r>
+        <w:t xml:space="preserve">, что и обеспечивает практическую стойкость классических криптосистем.</w:t>
       </w:r>
     </w:p>
     <w:p>
@@ -397,89 +490,294 @@
         <w:jc w:val="both"/>
       </w:pPr>
       <w:r>
-        <w:t xml:space="preserve">— на классическом шаге выбирается случайное число a (1 </w:t>
-      </w:r>
-      <w:proofErr w:type="gramStart"/>
-      <w:r>
-        <w:t>&lt; a</w:t>
-      </w:r>
-      <w:proofErr w:type="gramEnd"/>
-      <w:r>
-        <w:t xml:space="preserve"> </w:t>
-      </w:r>
-      <w:proofErr w:type="gramStart"/>
-      <w:r>
-        <w:t>&lt; N</w:t>
-      </w:r>
-      <w:proofErr w:type="gramEnd"/>
-      <w:r>
-        <w:t xml:space="preserve">); если </w:t>
-      </w:r>
-      <w:proofErr w:type="gramStart"/>
-      <w:r>
-        <w:t>НОД(</w:t>
-      </w:r>
-      <w:proofErr w:type="gramEnd"/>
-      <w:r>
-        <w:t>a, N</w:t>
-      </w:r>
-      <w:proofErr w:type="gramStart"/>
-      <w:r>
-        <w:t>) &gt;</w:t>
-      </w:r>
-      <w:proofErr w:type="gramEnd"/>
-      <w:r>
-        <w:t xml:space="preserve"> 1, то делитель N найден сразу;</w:t>
-      </w:r>
-    </w:p>
-    <w:p>
-      <w:pPr>
-        <w:spacing w:after="0" w:line="360" w:lineRule="auto"/>
-        <w:ind w:firstLine="709"/>
-        <w:jc w:val="both"/>
-      </w:pPr>
-      <w:r>
-        <w:t>— далее требуется найти период r функции f(x) = a^x mod N, то есть наименьшее r, для которого a^r ≡ 1 (mod N); именно этот шаг трудоёмок на классическом компьютере и выполняется на квантовом;</w:t>
-      </w:r>
-    </w:p>
-    <w:p>
-      <w:pPr>
-        <w:spacing w:after="0" w:line="360" w:lineRule="auto"/>
-        <w:ind w:firstLine="709"/>
-        <w:jc w:val="both"/>
-      </w:pPr>
-      <w:r>
-        <w:t>— если период r чётный и a^(r/2) не сравнимо с −1 по модулю N, то числа НОД(a^(r/2) − 1, N) и НОД(a^(r/2) + 1, N) являются нетривиальными делителями N; в противном случае выбирается новое a и процедура повторяется (вероятность успеха для одной попытки не менее 1/2).</w:t>
-      </w:r>
-    </w:p>
-    <w:p>
-      <w:pPr>
-        <w:spacing w:after="0" w:line="360" w:lineRule="auto"/>
-        <w:ind w:firstLine="709"/>
-        <w:jc w:val="both"/>
-      </w:pPr>
-      <w:r>
-        <w:t xml:space="preserve">Квантовая часть алгоритма (поиск периода) работает следующим образом. Используются два квантовых регистра. Первый регистр приводится в состояние равномерной суперпозиции всех значений x от 0 до Q − 1 (Q ≈ N^2) с помощью преобразования Адамара. Затем параллельно, за счёт </w:t>
-      </w:r>
-      <w:r>
-        <w:lastRenderedPageBreak/>
-        <w:t xml:space="preserve">квантовой суперпозиции, вычисляется функция f(x) = a^x mod N во втором регистре — фактически за одно обращение вычисляются все значения функции сразу. Измерение второго регистра «сворачивает» суперпозицию первого регистра в состояние, содержащее только значения x с одинаковым f(x), то есть арифметическую прогрессию с шагом r. Чтобы извлечь сам период r, к первому регистру применяется квантовое преобразование Фурье (КПФ, QFT) — квантовый аналог дискретного преобразования Фурье, реализуемое за </w:t>
-      </w:r>
-      <w:proofErr w:type="gramStart"/>
-      <w:r>
-        <w:t>O(</w:t>
-      </w:r>
-      <w:proofErr w:type="gramEnd"/>
-      <w:r>
-        <w:t xml:space="preserve">(log </w:t>
-      </w:r>
-      <w:proofErr w:type="gramStart"/>
-      <w:r>
-        <w:t>Q)^</w:t>
-      </w:r>
-      <w:proofErr w:type="gramEnd"/>
-      <w:r>
-        <w:t>2) вентилей. После измерения с высокой вероятностью получается число, близкое к кратному величины Q/r; обработка результата методом цепных (непрерывных) дробей на классическом компьютере восстанавливает r.</w:t>
+        <w:t xml:space="preserve">— на классическом шаге выбирается случайное число a (1 &lt; a &lt; N); если </w:t>
+      </w:r>
+      <m:oMath>
+        <m:r>
+          <m:t xml:space="preserve">НОД</m:t>
+        </m:r>
+        <m:d>
+          <m:e>
+            <m:r>
+              <m:t xml:space="preserve">a, N</m:t>
+            </m:r>
+          </m:e>
+        </m:d>
+        <m:r>
+          <m:t xml:space="preserve"> &gt; 1</m:t>
+        </m:r>
+      </m:oMath>
+      <w:r>
+        <w:t xml:space="preserve">, то делитель N найден сразу;</w:t>
+      </w:r>
+    </w:p>
+    <w:p>
+      <w:pPr>
+        <w:spacing w:after="0" w:line="360" w:lineRule="auto"/>
+        <w:ind w:firstLine="709"/>
+        <w:jc w:val="both"/>
+      </w:pPr>
+      <w:r>
+        <w:t xml:space="preserve">— далее требуется найти период r функции </w:t>
+      </w:r>
+      <m:oMath>
+        <m:r>
+          <m:t xml:space="preserve">f</m:t>
+        </m:r>
+        <m:d>
+          <m:e>
+            <m:r>
+              <m:t xml:space="preserve">x</m:t>
+            </m:r>
+          </m:e>
+        </m:d>
+        <m:r>
+          <m:t xml:space="preserve"> = </m:t>
+        </m:r>
+        <m:sSup>
+          <m:e>
+            <m:r>
+              <m:t xml:space="preserve">a</m:t>
+            </m:r>
+          </m:e>
+          <m:sup>
+            <m:r>
+              <m:t xml:space="preserve">x</m:t>
+            </m:r>
+          </m:sup>
+        </m:sSup>
+        <m:r>
+          <m:t xml:space="preserve"> mod N</m:t>
+        </m:r>
+      </m:oMath>
+      <w:r>
+        <w:t xml:space="preserve">, то есть наименьшее r, для которого </w:t>
+      </w:r>
+      <m:oMath>
+        <m:sSup>
+          <m:e>
+            <m:r>
+              <m:t xml:space="preserve">a</m:t>
+            </m:r>
+          </m:e>
+          <m:sup>
+            <m:r>
+              <m:t xml:space="preserve">r</m:t>
+            </m:r>
+          </m:sup>
+        </m:sSup>
+        <m:r>
+          <m:t xml:space="preserve"> ≡ 1 </m:t>
+        </m:r>
+        <m:d>
+          <m:e>
+            <m:r>
+              <m:t xml:space="preserve">mod N</m:t>
+            </m:r>
+          </m:e>
+        </m:d>
+      </m:oMath>
+      <w:r>
+        <w:t xml:space="preserve">; именно этот шаг трудоёмок на классическом компьютере и выполняется на квантовом;</w:t>
+      </w:r>
+    </w:p>
+    <w:p>
+      <w:pPr>
+        <w:spacing w:after="0" w:line="360" w:lineRule="auto"/>
+        <w:ind w:firstLine="709"/>
+        <w:jc w:val="both"/>
+      </w:pPr>
+      <w:r>
+        <w:t xml:space="preserve">— если период r чётный и </w:t>
+      </w:r>
+      <m:oMath>
+        <m:sSup>
+          <m:e>
+            <m:r>
+              <m:t xml:space="preserve">a</m:t>
+            </m:r>
+          </m:e>
+          <m:sup>
+            <m:f>
+              <m:num>
+                <m:r>
+                  <m:t xml:space="preserve">r</m:t>
+                </m:r>
+              </m:num>
+              <m:den>
+                <m:r>
+                  <m:t xml:space="preserve">2</m:t>
+                </m:r>
+              </m:den>
+            </m:f>
+          </m:sup>
+        </m:sSup>
+      </m:oMath>
+      <w:r>
+        <w:t xml:space="preserve"> не сравнимо с −1 по модулю N, то числа </w:t>
+      </w:r>
+      <m:oMath>
+        <m:r>
+          <m:t xml:space="preserve">НОД</m:t>
+        </m:r>
+        <m:d>
+          <m:e>
+            <m:sSup>
+              <m:e>
+                <m:r>
+                  <m:t xml:space="preserve">a</m:t>
+                </m:r>
+              </m:e>
+              <m:sup>
+                <m:f>
+                  <m:num>
+                    <m:r>
+                      <m:t xml:space="preserve">r</m:t>
+                    </m:r>
+                  </m:num>
+                  <m:den>
+                    <m:r>
+                      <m:t xml:space="preserve">2</m:t>
+                    </m:r>
+                  </m:den>
+                </m:f>
+              </m:sup>
+            </m:sSup>
+            <m:r>
+              <m:t xml:space="preserve"> − 1, N</m:t>
+            </m:r>
+          </m:e>
+        </m:d>
+      </m:oMath>
+      <w:r>
+        <w:t xml:space="preserve"> и </w:t>
+      </w:r>
+      <m:oMath>
+        <m:r>
+          <m:t xml:space="preserve">НОД</m:t>
+        </m:r>
+        <m:d>
+          <m:e>
+            <m:sSup>
+              <m:e>
+                <m:r>
+                  <m:t xml:space="preserve">a</m:t>
+                </m:r>
+              </m:e>
+              <m:sup>
+                <m:f>
+                  <m:num>
+                    <m:r>
+                      <m:t xml:space="preserve">r</m:t>
+                    </m:r>
+                  </m:num>
+                  <m:den>
+                    <m:r>
+                      <m:t xml:space="preserve">2</m:t>
+                    </m:r>
+                  </m:den>
+                </m:f>
+              </m:sup>
+            </m:sSup>
+            <m:r>
+              <m:t xml:space="preserve"> + 1, N</m:t>
+            </m:r>
+          </m:e>
+        </m:d>
+      </m:oMath>
+      <w:r>
+        <w:t xml:space="preserve"> являются нетривиальными делителями N; в противном случае выбирается новое a и процедура повторяется (вероятность успеха для одной попытки не менее 1/2).</w:t>
+      </w:r>
+    </w:p>
+    <w:p>
+      <w:pPr>
+        <w:spacing w:after="0" w:line="360" w:lineRule="auto"/>
+        <w:ind w:firstLine="709"/>
+        <w:jc w:val="both"/>
+      </w:pPr>
+      <w:r>
+        <w:t xml:space="preserve">Квантовая часть алгоритма (поиск периода) работает следующим образом. Используются два квантовых регистра. Первый регистр приводится в состояние равномерной суперпозиции всех значений x от 0 до Q − 1 (</w:t>
+      </w:r>
+      <m:oMath>
+        <m:r>
+          <m:t xml:space="preserve">Q ≈ </m:t>
+        </m:r>
+        <m:sSup>
+          <m:e>
+            <m:r>
+              <m:t xml:space="preserve">N</m:t>
+            </m:r>
+          </m:e>
+          <m:sup>
+            <m:r>
+              <m:t xml:space="preserve">2</m:t>
+            </m:r>
+          </m:sup>
+        </m:sSup>
+      </m:oMath>
+      <w:r>
+        <w:t xml:space="preserve">) с помощью преобразования Адамара. Затем параллельно, за счёт квантовой суперпозиции, вычисляется функция </w:t>
+      </w:r>
+      <m:oMath>
+        <m:r>
+          <m:t xml:space="preserve">f</m:t>
+        </m:r>
+        <m:d>
+          <m:e>
+            <m:r>
+              <m:t xml:space="preserve">x</m:t>
+            </m:r>
+          </m:e>
+        </m:d>
+        <m:r>
+          <m:t xml:space="preserve"> = </m:t>
+        </m:r>
+        <m:sSup>
+          <m:e>
+            <m:r>
+              <m:t xml:space="preserve">a</m:t>
+            </m:r>
+          </m:e>
+          <m:sup>
+            <m:r>
+              <m:t xml:space="preserve">x</m:t>
+            </m:r>
+          </m:sup>
+        </m:sSup>
+        <m:r>
+          <m:t xml:space="preserve"> mod N</m:t>
+        </m:r>
+      </m:oMath>
+      <w:r>
+        <w:t xml:space="preserve"> во втором регистре — фактически за одно обращение вычисляются все значения функции сразу. Измерение второго регистра «сворачивает» суперпозицию первого регистра в состояние, содержащее только значения x с одинаковым f(x), то есть арифметическую прогрессию с шагом r. Чтобы извлечь сам период r, к первому регистру применяется квантовое преобразование Фурье (КПФ, QFT) — квантовый аналог дискретного преобразования Фурье, реализуемое за </w:t>
+      </w:r>
+      <m:oMath>
+        <m:r>
+          <m:t xml:space="preserve">O</m:t>
+        </m:r>
+        <m:d>
+          <m:e>
+            <m:sSup>
+              <m:e>
+                <m:d>
+                  <m:e>
+                    <m:r>
+                      <m:t xml:space="preserve">log Q</m:t>
+                    </m:r>
+                  </m:e>
+                </m:d>
+              </m:e>
+              <m:sup>
+                <m:r>
+                  <m:t xml:space="preserve">2</m:t>
+                </m:r>
+              </m:sup>
+            </m:sSup>
+          </m:e>
+        </m:d>
+      </m:oMath>
+      <w:r>
+        <w:t xml:space="preserve"> вентилей. После измерения с высокой вероятностью получается число, близкое к кратному величины Q/r; обработка результата методом цепных (непрерывных) дробей на классическом компьютере восстанавливает r.</w:t>
       </w:r>
     </w:p>
     <w:p>
@@ -520,15 +818,47 @@
         <w:jc w:val="both"/>
       </w:pPr>
       <w:r>
-        <w:t xml:space="preserve">Да, причём угроза принципиальная. Стойкость RSA целиком опирается на вычислительную трудность задачи факторизации: открытый ключ содержит модуль N = p·q, а для восстановления секретной экспоненты d по открытой e необходимо вычислить функцию Эйлера φ(N) = (p − </w:t>
-      </w:r>
-      <w:proofErr w:type="gramStart"/>
-      <w:r>
-        <w:t>1)(</w:t>
-      </w:r>
-      <w:proofErr w:type="gramEnd"/>
-      <w:r>
-        <w:t>q − 1), что эквивалентно разложению N на множители. Лучшие классические алгоритмы факторизации субэкспоненциальны, поэтому при ключах длиной 2048–4096 бит взлом классическими средствами невозможен за обозримое время. Алгоритм Шора решает задачу факторизации за полиномиальное время, следовательно, достаточно мощный квантовый компьютер полностью взламывает RSA при любой разумной длине ключа.</w:t>
+        <w:t xml:space="preserve">Да, причём угроза принципиальная. Стойкость RSA целиком опирается на вычислительную трудность задачи факторизации: открытый ключ содержит модуль </w:t>
+      </w:r>
+      <m:oMath>
+        <m:r>
+          <m:t xml:space="preserve">N = p·q</m:t>
+        </m:r>
+      </m:oMath>
+      <w:r>
+        <w:t xml:space="preserve">, а для восстановления секретной экспоненты d по открытой e необходимо вычислить функцию Эйлера </w:t>
+      </w:r>
+      <m:oMath>
+        <m:r>
+          <m:t xml:space="preserve">φ</m:t>
+        </m:r>
+        <m:d>
+          <m:e>
+            <m:r>
+              <m:t xml:space="preserve">N</m:t>
+            </m:r>
+          </m:e>
+        </m:d>
+        <m:r>
+          <m:t xml:space="preserve"> = </m:t>
+        </m:r>
+        <m:d>
+          <m:e>
+            <m:r>
+              <m:t xml:space="preserve">p − 1</m:t>
+            </m:r>
+          </m:e>
+        </m:d>
+        <m:d>
+          <m:e>
+            <m:r>
+              <m:t xml:space="preserve">q − 1</m:t>
+            </m:r>
+          </m:e>
+        </m:d>
+      </m:oMath>
+      <w:r>
+        <w:t xml:space="preserve">, что эквивалентно разложению N на множители. Лучшие классические алгоритмы факторизации субэкспоненциальны, поэтому при ключах длиной 2048–4096 бит взлом классическими средствами невозможен за обозримое время. Алгоритм Шора решает задачу факторизации за полиномиальное время, следовательно, достаточно мощный квантовый компьютер полностью взламывает RSA при любой разумной длине ключа.</w:t>
       </w:r>
     </w:p>
     <w:p>
@@ -655,17 +985,41 @@
         <w:jc w:val="both"/>
       </w:pPr>
       <w:r>
-        <w:t>— мультипростое RSA (multi-prime RSA): модуль строится как произведение трёх и более простых чисел N = p·q·r, что при той же длине модуля ускоряет расшифрование по китайской теореме об остатках, но требует увеличения общей длины ключа для сохранения стойкости;</w:t>
-      </w:r>
-    </w:p>
-    <w:p>
-      <w:pPr>
-        <w:spacing w:after="0" w:line="360" w:lineRule="auto"/>
-        <w:ind w:firstLine="709"/>
-        <w:jc w:val="both"/>
-      </w:pPr>
-      <w:r>
-        <w:t>— требования к генерации простых чисел: использование «сильных» простых, достаточная разность |p − q| (защита от метода Ферма), большие простые делители у p − 1 и q − 1 (защита от метода Полларда p − 1), запрет малой секретной экспоненты (защита от атаки Винера и её обобщений), запрет общего модуля у разных абонентов;</w:t>
+        <w:t xml:space="preserve">— мультипростое RSA (multi-prime RSA): модуль строится как произведение трёх и более простых чисел </w:t>
+      </w:r>
+      <m:oMath>
+        <m:r>
+          <m:t xml:space="preserve">N = p·q·r</m:t>
+        </m:r>
+      </m:oMath>
+      <w:r>
+        <w:t xml:space="preserve">, что при той же длине модуля ускоряет расшифрование по китайской теореме об остатках, но требует увеличения общей длины ключа для сохранения стойкости;</w:t>
+      </w:r>
+    </w:p>
+    <w:p>
+      <w:pPr>
+        <w:spacing w:after="0" w:line="360" w:lineRule="auto"/>
+        <w:ind w:firstLine="709"/>
+        <w:jc w:val="both"/>
+      </w:pPr>
+      <w:r>
+        <w:t xml:space="preserve">— требования к генерации простых чисел: использование «сильных» простых, достаточная разность </w:t>
+      </w:r>
+      <m:oMath>
+        <m:d>
+          <m:dPr>
+            <m:begChr m:val="|"/>
+            <m:endChr m:val="|"/>
+          </m:dPr>
+          <m:e>
+            <m:r>
+              <m:t xml:space="preserve">p − q</m:t>
+            </m:r>
+          </m:e>
+        </m:d>
+      </m:oMath>
+      <w:r>
+        <w:t xml:space="preserve"> (защита от метода Ферма), большие простые делители у p − 1 и q − 1 (защита от метода Полларда p − 1), запрет малой секретной экспоненты (защита от атаки Винера и её обобщений), запрет общего модуля у разных абонентов;</w:t>
       </w:r>
     </w:p>
     <w:p>
@@ -696,7 +1050,15 @@
         <w:jc w:val="both"/>
       </w:pPr>
       <w:r>
-        <w:t>Принципиально важно: никакая модификация RSA, включая любое увеличение длины ключа, не защищает от алгоритма Шора — квантовый компьютер достаточной мощности взламывает RSA за полиномиальное время при любой длине ключа, а рост длины ключа лишь пропорционально увеличивает требуемое число кубитов (примерно 2n + 3 логических кубита для n-битного модуля). Поэтому модификации RSA — это лишь средство отсрочки, а не решение проблемы; решением является переход на постквантовые криптосистемы.</w:t>
+        <w:t xml:space="preserve">Принципиально важно: никакая модификация RSA, включая любое увеличение длины ключа, не защищает от алгоритма Шора — квантовый компьютер достаточной мощности взламывает RSA за полиномиальное время при любой длине ключа, а рост длины ключа лишь пропорционально увеличивает требуемое число кубитов (примерно </w:t>
+      </w:r>
+      <m:oMath>
+        <m:r>
+          <m:t xml:space="preserve">2n + 3</m:t>
+        </m:r>
+      </m:oMath>
+      <w:r>
+        <w:t xml:space="preserve"> логических кубита для n-битного модуля). Поэтому модификации RSA — это лишь средство отсрочки, а не решение проблемы; решением является переход на постквантовые криптосистемы.</w:t>
       </w:r>
     </w:p>
     <w:p>
@@ -727,17 +1089,33 @@
         <w:jc w:val="both"/>
       </w:pPr>
       <w:r>
-        <w:t>Нет, не может. Для взлома RSA-2048 алгоритмом Шора требуется квантовый компьютер примерно с 2n + 3 = 4099 логическими (защищёнными от ошибок) кубитами (оценка Борегара, 2003), а с учётом необходимости квантовой коррекции ошибок — миллионы физических кубитов: упомянутая оценка Гидни–Экеро (2019) — около 20 миллионов шумных кубитов для факторизации за 8 часов.</w:t>
-      </w:r>
-    </w:p>
-    <w:p>
-      <w:pPr>
-        <w:spacing w:after="0" w:line="360" w:lineRule="auto"/>
-        <w:ind w:firstLine="709"/>
-        <w:jc w:val="both"/>
-      </w:pPr>
-      <w:r>
-        <w:t>Реально достигнутые результаты несоизмеримо скромнее. В 2001 году IBM на 7-кубитном компьютере на ядерном магнитном резонансе впервые экспериментально выполнила алгоритм Шора, разложив число 15 = 3 × 5. В 2012 году было разложено число 21; в 2019 году попытка разложить число 35 на IBM Q System One не увенчалась успехом из-за накопления ошибок. Важно отметить, что во всех этих экспериментах использовались «скомпилированные» (упрощённые с учётом заранее известного ответа) схемы, поэтому они демонстрируют лишь принципиальную работоспособность алгоритма.</w:t>
+        <w:t xml:space="preserve">Нет, не может. Для взлома RSA-2048 алгоритмом Шора требуется квантовый компьютер примерно с </w:t>
+      </w:r>
+      <m:oMath>
+        <m:r>
+          <m:t xml:space="preserve">2n + 3</m:t>
+        </m:r>
+      </m:oMath>
+      <w:r>
+        <w:t xml:space="preserve"> = 4099 логическими (защищёнными от ошибок) кубитами (оценка Борегара, 2003), а с учётом необходимости квантовой коррекции ошибок — миллионы физических кубитов: упомянутая оценка Гидни–Экеро (2019) — около 20 миллионов шумных кубитов для факторизации за 8 часов.</w:t>
+      </w:r>
+    </w:p>
+    <w:p>
+      <w:pPr>
+        <w:spacing w:after="0" w:line="360" w:lineRule="auto"/>
+        <w:ind w:firstLine="709"/>
+        <w:jc w:val="both"/>
+      </w:pPr>
+      <w:r>
+        <w:t xml:space="preserve">Реально достигнутые результаты несоизмеримо скромнее. В 2001 году IBM на 7-кубитном компьютере на ядерном магнитном резонансе впервые экспериментально выполнила алгоритм Шора, разложив число </w:t>
+      </w:r>
+      <m:oMath>
+        <m:r>
+          <m:t xml:space="preserve">15 = 3 × 5</m:t>
+        </m:r>
+      </m:oMath>
+      <w:r>
+        <w:t xml:space="preserve">. В 2012 году было разложено число 21; в 2019 году попытка разложить число 35 на IBM Q System One не увенчалась успехом из-за накопления ошибок. Важно отметить, что во всех этих экспериментах использовались «скомпилированные» (упрощённые с учётом заранее известного ответа) схемы, поэтому они демонстрируют лишь принципиальную работоспособность алгоритма.</w:t>
       </w:r>
     </w:p>
     <w:p>
@@ -1034,21 +1412,139 @@
         <w:ind w:firstLine="709"/>
         <w:jc w:val="both"/>
       </w:pPr>
-      <w:proofErr w:type="gramStart"/>
-      <w:r>
-        <w:t>Дерево Меркла</w:t>
-      </w:r>
-      <w:proofErr w:type="gramEnd"/>
-      <w:r>
-        <w:t xml:space="preserve"> превращает одноразовую подпись в многоразовую. Генерируется N = 2^h пар ключей одноразовой подписи (Xi, Yi). Листьями двоичного дерева становятся значения H(Yi); каждый внутренний узел вычисляется как хэш конкатенации двух потомков: a[</w:t>
-      </w:r>
-      <w:proofErr w:type="gramStart"/>
-      <w:r>
-        <w:t>i,j</w:t>
-      </w:r>
-      <w:proofErr w:type="gramEnd"/>
-      <w:r>
-        <w:t>] = H(a[i−1,2j] || a[i−1,2j+1]). Корень дерева публикуется как единый открытый ключ схемы. Для подписания i-го сообщения используется i-я пара ключей: вычисляется одноразовая подпись sig(i), к которой прилагаются открытый одноразовый ключ Yi и аутентификационный путь — h соседних узлов дерева, позволяющих проверяющему, не имея всего дерева, пересчитать корень и сравнить его с опубликованным.</w:t>
+      <w:r>
+        <w:t xml:space="preserve">Дерево Меркла превращает одноразовую подпись в многоразовую. Генерируется </w:t>
+      </w:r>
+      <m:oMath>
+        <m:r>
+          <m:t xml:space="preserve">N = </m:t>
+        </m:r>
+        <m:sSup>
+          <m:e>
+            <m:r>
+              <m:t xml:space="preserve">2</m:t>
+            </m:r>
+          </m:e>
+          <m:sup>
+            <m:r>
+              <m:t xml:space="preserve">h</m:t>
+            </m:r>
+          </m:sup>
+        </m:sSup>
+      </m:oMath>
+      <w:r>
+        <w:t xml:space="preserve"> пар ключей одноразовой подписи </w:t>
+      </w:r>
+      <m:oMath>
+        <m:d>
+          <m:e>
+            <m:sSub>
+              <m:e>
+                <m:r>
+                  <m:t xml:space="preserve">X</m:t>
+                </m:r>
+              </m:e>
+              <m:sub>
+                <m:r>
+                  <m:t xml:space="preserve">i</m:t>
+                </m:r>
+              </m:sub>
+            </m:sSub>
+            <m:r>
+              <m:t xml:space="preserve">, </m:t>
+            </m:r>
+            <m:sSub>
+              <m:e>
+                <m:r>
+                  <m:t xml:space="preserve">Y</m:t>
+                </m:r>
+              </m:e>
+              <m:sub>
+                <m:r>
+                  <m:t xml:space="preserve">i</m:t>
+                </m:r>
+              </m:sub>
+            </m:sSub>
+          </m:e>
+        </m:d>
+      </m:oMath>
+      <w:r>
+        <w:t xml:space="preserve">. Листьями двоичного дерева становятся значения </w:t>
+      </w:r>
+      <m:oMath>
+        <m:r>
+          <m:t xml:space="preserve">H</m:t>
+        </m:r>
+        <m:d>
+          <m:e>
+            <m:sSub>
+              <m:e>
+                <m:r>
+                  <m:t xml:space="preserve">Y</m:t>
+                </m:r>
+              </m:e>
+              <m:sub>
+                <m:r>
+                  <m:t xml:space="preserve">i</m:t>
+                </m:r>
+              </m:sub>
+            </m:sSub>
+          </m:e>
+        </m:d>
+      </m:oMath>
+      <w:r>
+        <w:t xml:space="preserve">; каждый внутренний узел вычисляется как хэш конкатенации двух потомков: </w:t>
+      </w:r>
+      <m:oMath>
+        <m:sSub>
+          <m:e>
+            <m:r>
+              <m:t xml:space="preserve">a</m:t>
+            </m:r>
+          </m:e>
+          <m:sub>
+            <m:r>
+              <m:t xml:space="preserve">i,j</m:t>
+            </m:r>
+          </m:sub>
+        </m:sSub>
+        <m:r>
+          <m:t xml:space="preserve"> = H</m:t>
+        </m:r>
+        <m:d>
+          <m:e>
+            <m:sSub>
+              <m:e>
+                <m:r>
+                  <m:t xml:space="preserve">a</m:t>
+                </m:r>
+              </m:e>
+              <m:sub>
+                <m:r>
+                  <m:t xml:space="preserve">i−1,2j</m:t>
+                </m:r>
+              </m:sub>
+            </m:sSub>
+            <m:r>
+              <m:t xml:space="preserve"> ‖ </m:t>
+            </m:r>
+            <m:sSub>
+              <m:e>
+                <m:r>
+                  <m:t xml:space="preserve">a</m:t>
+                </m:r>
+              </m:e>
+              <m:sub>
+                <m:r>
+                  <m:t xml:space="preserve">i−1,2j+1</m:t>
+                </m:r>
+              </m:sub>
+            </m:sSub>
+          </m:e>
+        </m:d>
+      </m:oMath>
+      <w:r>
+        <w:t xml:space="preserve">. Корень дерева публикуется как единый открытый ключ схемы. Для подписания i-го сообщения используется i-я пара ключей: вычисляется одноразовая подпись sig(i), к которой прилагаются открытый одноразовый ключ Yi и аутентификационный путь — h соседних узлов дерева, позволяющих проверяющему, не имея всего дерева, пересчитать корень и сравнить его с опубликованным.</w:t>
       </w:r>
     </w:p>
     <w:p>
@@ -1099,18 +1595,166 @@
         <w:jc w:val="both"/>
       </w:pPr>
       <w:r>
-        <w:lastRenderedPageBreak/>
-        <w:t>Криптосистема Мак-Элиса (1978) — первая асимметричная криптосистема, использующая рандомизацию при шифровании. Генерация ключей: выбирается линейный (n, k)-код C, исправляющий t ошибок и имеющий эффективный алгоритм декодирования (в оригинале — двоичные коды Гоппы, декодируемые алгоритмом Петерсона); для кода строится порождающая матрица G размера k×n; генерируются случайная невырожденная матрица S размера k×k и случайная матрица перестановки P размера n×n; вычисляется «замаскированная» порождающая матрица G' = S·G·P. Открытый ключ — пара (G', t), закрытый ключ — тройка (S, G, P). Шифрование: сообщение m длины k умножается на открытую матрицу, после чего к результату добавляется случайный вектор ошибки z веса t: c = m·G' + z. Расшифрование: получатель вычисляет c·P^(−1) = m·S·G + z·P^(−1) (перестановка не меняет вес ошибки), декодирует кодовое слово эффективным алгоритмом кода C, получая m·S, и умножением на S^(−1) восстанавливает m. Посторонний же вынужден декодировать общий линейный код без структуры, что вычислительно невозможно: при предложенных автором параметрах кода (1024, 524, 50) структурная атака требует перебора более чем 2^466 вариантов.</w:t>
-      </w:r>
-    </w:p>
-    <w:p>
-      <w:pPr>
-        <w:spacing w:after="0" w:line="360" w:lineRule="auto"/>
-        <w:ind w:firstLine="709"/>
-        <w:jc w:val="both"/>
-      </w:pPr>
-      <w:r>
-        <w:t>Криптосистема Нидеррайтера (1986) — «синдромный» вариант, построенный на проверочной матрице H размера (n−k)×n. Открытый ключ — замаскированная проверочная матрица H' = S·H·P и число t; закрытый ключ — (S, H, P). Сообщение кодируется вектором m веса t, а шифротекстом служит синдром c = m·H'^T. Расшифрование сводится к вычислению истинного синдрома и декодированию. Схемы Мак-Элиса и Нидеррайтера эквивалентны по стойкости, но у Нидеррайтера шифротекст короче, а детерминированность позволяет строить на её основе электронную подпись (схема CFS — Куртуа, Финиаш, Сендрие, 2001).</w:t>
+        <w:t xml:space="preserve">Криптосистема Мак-Элиса (1978) — первая асимметричная криптосистема, использующая рандомизацию при шифровании. Генерация ключей: выбирается линейный (n, k)-код C, исправляющий t ошибок и имеющий эффективный алгоритм декодирования (в оригинале — двоичные коды Гоппы, декодируемые алгоритмом Петерсона); для кода строится порождающая матрица G размера k×n; генерируются случайная невырожденная матрица S размера k×k и случайная матрица перестановки P размера n×n; вычисляется «замаскированная» порождающая матрица </w:t>
+      </w:r>
+      <m:oMath>
+        <m:r>
+          <m:t xml:space="preserve">G′ = S·G·P</m:t>
+        </m:r>
+      </m:oMath>
+      <w:r>
+        <w:t xml:space="preserve">. Открытый ключ — пара </w:t>
+      </w:r>
+      <m:oMath>
+        <m:d>
+          <m:e>
+            <m:r>
+              <m:t xml:space="preserve">G′, t</m:t>
+            </m:r>
+          </m:e>
+        </m:d>
+      </m:oMath>
+      <w:r>
+        <w:t xml:space="preserve">, закрытый ключ — тройка </w:t>
+      </w:r>
+      <m:oMath>
+        <m:d>
+          <m:e>
+            <m:r>
+              <m:t xml:space="preserve">S, G, P</m:t>
+            </m:r>
+          </m:e>
+        </m:d>
+      </m:oMath>
+      <w:r>
+        <w:t xml:space="preserve">. Шифрование: сообщение m длины k умножается на открытую матрицу, после чего к результату добавляется случайный вектор ошибки z веса t: </w:t>
+      </w:r>
+      <m:oMath>
+        <m:r>
+          <m:t xml:space="preserve">c = m·G′ + z</m:t>
+        </m:r>
+      </m:oMath>
+      <w:r>
+        <w:t xml:space="preserve">. Расшифрование: получатель вычисляет </w:t>
+      </w:r>
+      <m:oMath>
+        <m:r>
+          <m:t xml:space="preserve">c·</m:t>
+        </m:r>
+        <m:sSup>
+          <m:e>
+            <m:r>
+              <m:t xml:space="preserve">P</m:t>
+            </m:r>
+          </m:e>
+          <m:sup>
+            <m:r>
+              <m:t xml:space="preserve">−1</m:t>
+            </m:r>
+          </m:sup>
+        </m:sSup>
+        <m:r>
+          <m:t xml:space="preserve"> = m·S·G + z·</m:t>
+        </m:r>
+        <m:sSup>
+          <m:e>
+            <m:r>
+              <m:t xml:space="preserve">P</m:t>
+            </m:r>
+          </m:e>
+          <m:sup>
+            <m:r>
+              <m:t xml:space="preserve">−1</m:t>
+            </m:r>
+          </m:sup>
+        </m:sSup>
+      </m:oMath>
+      <w:r>
+        <w:t xml:space="preserve"> (перестановка не меняет вес ошибки), декодирует кодовое слово эффективным алгоритмом кода C, получая m·S, и умножением на </w:t>
+      </w:r>
+      <m:oMath>
+        <m:sSup>
+          <m:e>
+            <m:r>
+              <m:t xml:space="preserve">S</m:t>
+            </m:r>
+          </m:e>
+          <m:sup>
+            <m:r>
+              <m:t xml:space="preserve">−1</m:t>
+            </m:r>
+          </m:sup>
+        </m:sSup>
+      </m:oMath>
+      <w:r>
+        <w:t xml:space="preserve"> восстанавливает m. Посторонний же вынужден декодировать общий линейный код без структуры, что вычислительно невозможно: при предложенных автором параметрах кода </w:t>
+      </w:r>
+      <m:oMath>
+        <m:d>
+          <m:e>
+            <m:r>
+              <m:t xml:space="preserve">1024, 524, 50</m:t>
+            </m:r>
+          </m:e>
+        </m:d>
+      </m:oMath>
+      <w:r>
+        <w:t xml:space="preserve"> структурная атака требует перебора более чем </w:t>
+      </w:r>
+      <m:oMath>
+        <m:sSup>
+          <m:e>
+            <m:r>
+              <m:t xml:space="preserve">2</m:t>
+            </m:r>
+          </m:e>
+          <m:sup>
+            <m:r>
+              <m:t xml:space="preserve">466</m:t>
+            </m:r>
+          </m:sup>
+        </m:sSup>
+      </m:oMath>
+      <w:r>
+        <w:t xml:space="preserve"> вариантов.</w:t>
+      </w:r>
+    </w:p>
+    <w:p>
+      <w:pPr>
+        <w:spacing w:after="0" w:line="360" w:lineRule="auto"/>
+        <w:ind w:firstLine="709"/>
+        <w:jc w:val="both"/>
+      </w:pPr>
+      <w:r>
+        <w:t xml:space="preserve">Криптосистема Нидеррайтера (1986) — «синдромный» вариант, построенный на проверочной матрице H размера (n−k)×n. Открытый ключ — замаскированная проверочная матрица </w:t>
+      </w:r>
+      <m:oMath>
+        <m:r>
+          <m:t xml:space="preserve">H′ = S·H·P</m:t>
+        </m:r>
+      </m:oMath>
+      <w:r>
+        <w:t xml:space="preserve"> и число t; закрытый ключ — (S, H, P). Сообщение кодируется вектором m веса t, а шифротекстом служит синдром </w:t>
+      </w:r>
+      <m:oMath>
+        <m:r>
+          <m:t xml:space="preserve">c = m·</m:t>
+        </m:r>
+        <m:sSup>
+          <m:e>
+            <m:r>
+              <m:t xml:space="preserve">H′</m:t>
+            </m:r>
+          </m:e>
+          <m:sup>
+            <m:r>
+              <m:t xml:space="preserve">T</m:t>
+            </m:r>
+          </m:sup>
+        </m:sSup>
+      </m:oMath>
+      <w:r>
+        <w:t xml:space="preserve">. Расшифрование сводится к вычислению истинного синдрома и декодированию. Схемы Мак-Элиса и Нидеррайтера эквивалентны по стойкости, но у Нидеррайтера шифротекст короче, а детерминированность позволяет строить на её основе электронную подпись (схема CFS — Куртуа, Финиаш, Сендрие, 2001).</w:t>
       </w:r>
     </w:p>
     <w:p>
@@ -1165,7 +1809,73 @@
         <w:jc w:val="both"/>
       </w:pPr>
       <w:r>
-        <w:t>NTRU (Д. Хоффштейн, Дж. Пайфер, Дж. Сильверман, 1996) — одна из старейших и самых быстрых постквантовых систем. Работает в кольце многочленов R = Z[x]/(x^N − 1) с двумя модулями p и q. Закрытый ключ — пара «коротких» (с малыми коэффициентами) многочленов f и g, причём f обратим по модулю q; открытый ключ h = p·f^(−1)·g mod q. Шифрование: отправитель выбирает случайный короткий многочлен r и сообщение m, вычисляет e = r·h + m mod q. Расшифрование: получатель умножает e на f: f·e = p·r·g + f·m mod q; так как все многочлены короткие, коэффициенты не «заворачиваются» по модулю q, и редукция по модулю p восстанавливает m. Постороннему для взлома нужно найти короткий вектор в решётке огромной размерности.</w:t>
+        <w:t xml:space="preserve">NTRU (Д. Хоффштейн, Дж. Пайфер, Дж. Сильверман, 1996) — одна из старейших и самых быстрых постквантовых систем. Работает в кольце многочленов </w:t>
+      </w:r>
+      <m:oMath>
+        <m:r>
+          <m:t xml:space="preserve">R = ℤ[x]/</m:t>
+        </m:r>
+        <m:d>
+          <m:e>
+            <m:sSup>
+              <m:e>
+                <m:r>
+                  <m:t xml:space="preserve">x</m:t>
+                </m:r>
+              </m:e>
+              <m:sup>
+                <m:r>
+                  <m:t xml:space="preserve">N</m:t>
+                </m:r>
+              </m:sup>
+            </m:sSup>
+            <m:r>
+              <m:t xml:space="preserve"> − 1</m:t>
+            </m:r>
+          </m:e>
+        </m:d>
+      </m:oMath>
+      <w:r>
+        <w:t xml:space="preserve"> с двумя модулями p и q. Закрытый ключ — пара «коротких» (с малыми коэффициентами) многочленов f и g, причём f обратим по модулю q; открытый ключ </w:t>
+      </w:r>
+      <m:oMath>
+        <m:r>
+          <m:t xml:space="preserve">h = p·</m:t>
+        </m:r>
+        <m:sSup>
+          <m:e>
+            <m:r>
+              <m:t xml:space="preserve">f</m:t>
+            </m:r>
+          </m:e>
+          <m:sup>
+            <m:r>
+              <m:t xml:space="preserve">−1</m:t>
+            </m:r>
+          </m:sup>
+        </m:sSup>
+        <m:r>
+          <m:t xml:space="preserve">·g mod q</m:t>
+        </m:r>
+      </m:oMath>
+      <w:r>
+        <w:t xml:space="preserve">. Шифрование: отправитель выбирает случайный короткий многочлен r и сообщение m, вычисляет </w:t>
+      </w:r>
+      <m:oMath>
+        <m:r>
+          <m:t xml:space="preserve">e = r·h + m mod q</m:t>
+        </m:r>
+      </m:oMath>
+      <w:r>
+        <w:t xml:space="preserve">. Расшифрование: получатель умножает e на f: </w:t>
+      </w:r>
+      <m:oMath>
+        <m:r>
+          <m:t xml:space="preserve">f·e = p·r·g + f·m mod q</m:t>
+        </m:r>
+      </m:oMath>
+      <w:r>
+        <w:t xml:space="preserve">; так как все многочлены короткие, коэффициенты не «заворачиваются» по модулю q, и редукция по модулю p восстанавливает m. Постороннему для взлома нужно найти короткий вектор в решётке огромной размерности.</w:t>
       </w:r>
     </w:p>
     <w:p>
@@ -1230,52 +1940,270 @@
         <w:jc w:val="both"/>
       </w:pPr>
       <w:r>
-        <w:t>Основа направления — задача MQ: решение системы из m квадратных уравнений с n неизвестными над конечным полем. Эта задача NP-сложна, и эффективных квантовых алгоритмов для неё не найдено. Идея построения криптосистемы: открытый ключ — система квадратных уравнений, которая получается маскировкой аффинными преобразованиями S и T некоторой «центральной» функции F, которую легко обратить. Подписание/расшифрование — это обращение системы: применить T</w:t>
-      </w:r>
-      <w:proofErr w:type="gramStart"/>
-      <w:r>
-        <w:t>^(</w:t>
-      </w:r>
-      <w:proofErr w:type="gramEnd"/>
-      <w:r>
-        <w:t>−1), обратить F (трудно для постороннего, легко для владельца структуры), применить S</w:t>
-      </w:r>
-      <w:proofErr w:type="gramStart"/>
-      <w:r>
-        <w:t>^(</w:t>
-      </w:r>
-      <w:proofErr w:type="gramEnd"/>
-      <w:r>
-        <w:t>−1).</w:t>
-      </w:r>
-    </w:p>
-    <w:p>
-      <w:pPr>
-        <w:spacing w:after="0" w:line="360" w:lineRule="auto"/>
-        <w:ind w:firstLine="709"/>
-        <w:jc w:val="both"/>
-      </w:pPr>
-      <w:r>
-        <w:lastRenderedPageBreak/>
-        <w:t>Криптосистема Мацумото–Имаи (1988) — первая система такого рода. В качестве центральной функции использовался моном F(X) = X</w:t>
-      </w:r>
-      <w:proofErr w:type="gramStart"/>
-      <w:r>
-        <w:t>^(</w:t>
-      </w:r>
-      <w:proofErr w:type="gramEnd"/>
-      <w:r>
-        <w:t>q^θ + 1) в большом поле GF(q^n), обратимый при подходящем выборе θ. В 1995 году Ж. Патарин взломал её методом линеаризационных уравнений, показав, что скрытая структура монома восстанавливается из открытого ключа.</w:t>
-      </w:r>
-    </w:p>
-    <w:p>
-      <w:pPr>
-        <w:spacing w:after="0" w:line="360" w:lineRule="auto"/>
-        <w:ind w:firstLine="709"/>
-        <w:jc w:val="both"/>
-      </w:pPr>
-      <w:r>
-        <w:t>HFE (Hidden Field Equations, Жак Патарин, 1996) — развитие той же идеи с исправленной центральной функцией: вместо монома используется случайный многочлен ограниченной степени F(X) = Σ a(i,j)·X^(q^i + q^j) + Σ b(k)·X^(q^k) + c над полем GF(q^n), который при подстановке X становится набором квадратных уравнений, но обращается за полиномиальное время (решение уравнения F(X) = Y в большом поле, например алгоритмом Берлекэмпа). Открытый ключ — система P = T ∘ F ∘ S, выглядящая как случайная система квадратных уравнений. На базе HFE построены схемы подписи HFEv- и Quartz. Родственное направление — схемы «масла и уксуса» (Oil and Vinegar): UOV и её многослойная модификация Rainbow, прошедшая до финала конкурса NIST, но взломанная в 2022 году У. Бёлленсом на обычном ноутбуке. Несмотря на череду взломов, направление MQ-криптографии продолжает развиваться и остаётся одним из официальных направлений постквантовой стандартизации.</w:t>
+        <w:t xml:space="preserve">Основа направления — задача MQ: решение системы из m квадратных уравнений с n неизвестными над конечным полем. Эта задача NP-сложна, и эффективных квантовых алгоритмов для неё не найдено. Идея построения криптосистемы: открытый ключ — система квадратных уравнений, которая получается маскировкой аффинными преобразованиями S и T некоторой «центральной» функции F, которую легко обратить. Подписание/расшифрование — это обращение системы: применить </w:t>
+      </w:r>
+      <m:oMath>
+        <m:sSup>
+          <m:e>
+            <m:r>
+              <m:t xml:space="preserve">T</m:t>
+            </m:r>
+          </m:e>
+          <m:sup>
+            <m:r>
+              <m:t xml:space="preserve">−1</m:t>
+            </m:r>
+          </m:sup>
+        </m:sSup>
+      </m:oMath>
+      <w:r>
+        <w:t xml:space="preserve">, обратить F (трудно для постороннего, легко для владельца структуры), применить </w:t>
+      </w:r>
+      <m:oMath>
+        <m:sSup>
+          <m:e>
+            <m:r>
+              <m:t xml:space="preserve">S</m:t>
+            </m:r>
+          </m:e>
+          <m:sup>
+            <m:r>
+              <m:t xml:space="preserve">−1</m:t>
+            </m:r>
+          </m:sup>
+        </m:sSup>
+      </m:oMath>
+      <w:r>
+        <w:t xml:space="preserve">.</w:t>
+      </w:r>
+    </w:p>
+    <w:p>
+      <w:pPr>
+        <w:spacing w:after="0" w:line="360" w:lineRule="auto"/>
+        <w:ind w:firstLine="709"/>
+        <w:jc w:val="both"/>
+      </w:pPr>
+      <w:r>
+        <w:t xml:space="preserve">Криптосистема Мацумото–Имаи (1988) — первая система такого рода. В качестве центральной функции использовался моном </w:t>
+      </w:r>
+      <m:oMath>
+        <m:r>
+          <m:t xml:space="preserve">F</m:t>
+        </m:r>
+        <m:d>
+          <m:e>
+            <m:r>
+              <m:t xml:space="preserve">X</m:t>
+            </m:r>
+          </m:e>
+        </m:d>
+        <m:r>
+          <m:t xml:space="preserve"> = </m:t>
+        </m:r>
+        <m:sSup>
+          <m:e>
+            <m:r>
+              <m:t xml:space="preserve">X</m:t>
+            </m:r>
+          </m:e>
+          <m:sup>
+            <m:sSup>
+              <m:e>
+                <m:r>
+                  <m:t xml:space="preserve">q</m:t>
+                </m:r>
+              </m:e>
+              <m:sup>
+                <m:r>
+                  <m:t xml:space="preserve">θ</m:t>
+                </m:r>
+              </m:sup>
+            </m:sSup>
+            <m:r>
+              <m:t xml:space="preserve"> + 1</m:t>
+            </m:r>
+          </m:sup>
+        </m:sSup>
+      </m:oMath>
+      <w:r>
+        <w:t xml:space="preserve"> в большом поле </w:t>
+      </w:r>
+      <m:oMath>
+        <m:r>
+          <m:t xml:space="preserve">GF</m:t>
+        </m:r>
+        <m:d>
+          <m:e>
+            <m:sSup>
+              <m:e>
+                <m:r>
+                  <m:t xml:space="preserve">q</m:t>
+                </m:r>
+              </m:e>
+              <m:sup>
+                <m:r>
+                  <m:t xml:space="preserve">n</m:t>
+                </m:r>
+              </m:sup>
+            </m:sSup>
+          </m:e>
+        </m:d>
+      </m:oMath>
+      <w:r>
+        <w:t xml:space="preserve">, обратимый при подходящем выборе θ. В 1995 году Ж. Патарин взломал её методом линеаризационных уравнений, показав, что скрытая структура монома восстанавливается из открытого ключа.</w:t>
+      </w:r>
+    </w:p>
+    <w:p>
+      <w:pPr>
+        <w:spacing w:after="0" w:line="360" w:lineRule="auto"/>
+        <w:ind w:firstLine="709"/>
+        <w:jc w:val="both"/>
+      </w:pPr>
+      <w:r>
+        <w:t xml:space="preserve">HFE (Hidden Field Equations, Жак Патарин, 1996) — развитие той же идеи с исправленной центральной функцией: вместо монома используется случайный многочлен ограниченной степени </w:t>
+      </w:r>
+      <m:oMath>
+        <m:r>
+          <m:t xml:space="preserve">F</m:t>
+        </m:r>
+        <m:d>
+          <m:e>
+            <m:r>
+              <m:t xml:space="preserve">X</m:t>
+            </m:r>
+          </m:e>
+        </m:d>
+        <m:r>
+          <m:t xml:space="preserve"> = ∑ </m:t>
+        </m:r>
+        <m:sSub>
+          <m:e>
+            <m:r>
+              <m:t xml:space="preserve">a</m:t>
+            </m:r>
+          </m:e>
+          <m:sub>
+            <m:r>
+              <m:t xml:space="preserve">i,j</m:t>
+            </m:r>
+          </m:sub>
+        </m:sSub>
+        <m:r>
+          <m:t xml:space="preserve">·</m:t>
+        </m:r>
+        <m:sSup>
+          <m:e>
+            <m:r>
+              <m:t xml:space="preserve">X</m:t>
+            </m:r>
+          </m:e>
+          <m:sup>
+            <m:sSup>
+              <m:e>
+                <m:r>
+                  <m:t xml:space="preserve">q</m:t>
+                </m:r>
+              </m:e>
+              <m:sup>
+                <m:r>
+                  <m:t xml:space="preserve">i</m:t>
+                </m:r>
+              </m:sup>
+            </m:sSup>
+            <m:r>
+              <m:t xml:space="preserve"> + </m:t>
+            </m:r>
+            <m:sSup>
+              <m:e>
+                <m:r>
+                  <m:t xml:space="preserve">q</m:t>
+                </m:r>
+              </m:e>
+              <m:sup>
+                <m:r>
+                  <m:t xml:space="preserve">j</m:t>
+                </m:r>
+              </m:sup>
+            </m:sSup>
+          </m:sup>
+        </m:sSup>
+        <m:r>
+          <m:t xml:space="preserve"> + ∑ </m:t>
+        </m:r>
+        <m:sSub>
+          <m:e>
+            <m:r>
+              <m:t xml:space="preserve">b</m:t>
+            </m:r>
+          </m:e>
+          <m:sub>
+            <m:r>
+              <m:t xml:space="preserve">k</m:t>
+            </m:r>
+          </m:sub>
+        </m:sSub>
+        <m:r>
+          <m:t xml:space="preserve">·</m:t>
+        </m:r>
+        <m:sSup>
+          <m:e>
+            <m:r>
+              <m:t xml:space="preserve">X</m:t>
+            </m:r>
+          </m:e>
+          <m:sup>
+            <m:sSup>
+              <m:e>
+                <m:r>
+                  <m:t xml:space="preserve">q</m:t>
+                </m:r>
+              </m:e>
+              <m:sup>
+                <m:r>
+                  <m:t xml:space="preserve">k</m:t>
+                </m:r>
+              </m:sup>
+            </m:sSup>
+          </m:sup>
+        </m:sSup>
+        <m:r>
+          <m:t xml:space="preserve"> + c</m:t>
+        </m:r>
+      </m:oMath>
+      <w:r>
+        <w:t xml:space="preserve"> над полем </w:t>
+      </w:r>
+      <m:oMath>
+        <m:r>
+          <m:t xml:space="preserve">GF</m:t>
+        </m:r>
+        <m:d>
+          <m:e>
+            <m:sSup>
+              <m:e>
+                <m:r>
+                  <m:t xml:space="preserve">q</m:t>
+                </m:r>
+              </m:e>
+              <m:sup>
+                <m:r>
+                  <m:t xml:space="preserve">n</m:t>
+                </m:r>
+              </m:sup>
+            </m:sSup>
+          </m:e>
+        </m:d>
+      </m:oMath>
+      <w:r>
+        <w:t xml:space="preserve">, который при подстановке X становится набором квадратных уравнений, но обращается за полиномиальное время (решение уравнения F(X) = Y в большом поле, например алгоритмом Берлекэмпа). Открытый ключ — система </w:t>
+      </w:r>
+      <m:oMath>
+        <m:r>
+          <m:t xml:space="preserve">P = T ∘ F ∘ S</m:t>
+        </m:r>
+      </m:oMath>
+      <w:r>
+        <w:t xml:space="preserve">, выглядящая как случайная система квадратных уравнений. На базе HFE построены схемы подписи HFEv- и Quartz. Родственное направление — схемы «масла и уксуса» (Oil and Vinegar): UOV и её многослойная модификация Rainbow, прошедшая до финала конкурса NIST, но взломанная в 2022 году У. Бёлленсом на обычном ноутбуке. Несмотря на череду взломов, направление MQ-криптографии продолжает развиваться и остаётся одним из официальных направлений постквантовой стандартизации.</w:t>
       </w:r>
     </w:p>
     <w:p>
@@ -1318,25 +2246,53 @@
       <w:r>
         <w:t xml:space="preserve">AES построен как SP-сеть (сеть подстановок и перестановок). Блок данных представляется квадратной матрицей состояния 4×4 байта. Каждый раунд состоит из четырёх преобразований: SubBytes — нелинейная замена каждого байта по S-боксу (построен на обращении в поле Галуа </w:t>
       </w:r>
-      <w:proofErr w:type="gramStart"/>
-      <w:r>
-        <w:t>GF(</w:t>
-      </w:r>
-      <w:proofErr w:type="gramEnd"/>
-      <w:r>
-        <w:t xml:space="preserve">2^8) с </w:t>
-      </w:r>
-      <w:r>
-        <w:lastRenderedPageBreak/>
-        <w:t xml:space="preserve">последующим аффинным преобразованием); ShiftRows — циклический сдвиг строк матрицы состояния; MixColumns — перемешивание столбцов умножением на фиксированную матрицу в </w:t>
-      </w:r>
-      <w:proofErr w:type="gramStart"/>
-      <w:r>
-        <w:t>GF(</w:t>
-      </w:r>
-      <w:proofErr w:type="gramEnd"/>
-      <w:r>
-        <w:t>2^8); AddRoundKey — побитовое сложение (XOR) с раундовым ключом, получаемым из основного ключа процедурой расширения ключа. Перед первым раундом выполняется начальное AddRoundKey, в последнем раунде MixColumns опускается. Расшифрование выполняется обратными преобразованиями в обратном порядке.</w:t>
+      <m:oMath>
+        <m:r>
+          <m:t xml:space="preserve">GF</m:t>
+        </m:r>
+        <m:d>
+          <m:e>
+            <m:sSup>
+              <m:e>
+                <m:r>
+                  <m:t xml:space="preserve">2</m:t>
+                </m:r>
+              </m:e>
+              <m:sup>
+                <m:r>
+                  <m:t xml:space="preserve">8</m:t>
+                </m:r>
+              </m:sup>
+            </m:sSup>
+          </m:e>
+        </m:d>
+      </m:oMath>
+      <w:r>
+        <w:t xml:space="preserve"> с последующим аффинным преобразованием); ShiftRows — циклический сдвиг строк матрицы состояния; MixColumns — перемешивание столбцов умножением на фиксированную матрицу в </w:t>
+      </w:r>
+      <m:oMath>
+        <m:r>
+          <m:t xml:space="preserve">GF</m:t>
+        </m:r>
+        <m:d>
+          <m:e>
+            <m:sSup>
+              <m:e>
+                <m:r>
+                  <m:t xml:space="preserve">2</m:t>
+                </m:r>
+              </m:e>
+              <m:sup>
+                <m:r>
+                  <m:t xml:space="preserve">8</m:t>
+                </m:r>
+              </m:sup>
+            </m:sSup>
+          </m:e>
+        </m:d>
+      </m:oMath>
+      <w:r>
+        <w:t xml:space="preserve">; AddRoundKey — побитовое сложение (XOR) с раундовым ключом, получаемым из основного ключа процедурой расширения ключа. Перед первым раундом выполняется начальное AddRoundKey, в последнем раунде MixColumns опускается. Расшифрование выполняется обратными преобразованиями в обратном порядке.</w:t>
       </w:r>
     </w:p>
     <w:p>
@@ -1398,7 +2354,59 @@
         <w:jc w:val="both"/>
       </w:pPr>
       <w:r>
-        <w:t>Ключевая схема направления — SIDH (Supersingular Isogeny Diffie–Hellman, Д. Жао и Л. де Фео, 2011), аналог протокола Диффи–Хеллмана: Алиса строит изогению из общей начальной кривой E по секретной подгруппе порядка 2^eA, Боб — по подгруппе порядка 3^eB; стороны обмениваются кривыми-образами и вспомогательными точками, после чего каждая сторона вычисляет изогению «со своей стороны» и приходит к одной и той же результирующей кривой, чей j-инвариант становится общим секретом. На базе SIDH построена схема инкапсуляции ключей SIKE — единственный изогенный кандидат конкурса NIST, отличавшийся самыми короткими ключами. В 2016 году Microsoft выпустила открытую библиотеку SIDH.</w:t>
+        <w:t xml:space="preserve">Ключевая схема направления — SIDH (Supersingular Isogeny Diffie–Hellman, Д. Жао и Л. де Фео, 2011), аналог протокола Диффи–Хеллмана: Алиса строит изогению из общей начальной кривой E по секретной подгруппе порядка </w:t>
+      </w:r>
+      <m:oMath>
+        <m:sSup>
+          <m:e>
+            <m:r>
+              <m:t xml:space="preserve">2</m:t>
+            </m:r>
+          </m:e>
+          <m:sup>
+            <m:sSub>
+              <m:e>
+                <m:r>
+                  <m:t xml:space="preserve">e</m:t>
+                </m:r>
+              </m:e>
+              <m:sub>
+                <m:r>
+                  <m:t xml:space="preserve">A</m:t>
+                </m:r>
+              </m:sub>
+            </m:sSub>
+          </m:sup>
+        </m:sSup>
+      </m:oMath>
+      <w:r>
+        <w:t xml:space="preserve">, Боб — по подгруппе порядка </w:t>
+      </w:r>
+      <m:oMath>
+        <m:sSup>
+          <m:e>
+            <m:r>
+              <m:t xml:space="preserve">3</m:t>
+            </m:r>
+          </m:e>
+          <m:sup>
+            <m:sSub>
+              <m:e>
+                <m:r>
+                  <m:t xml:space="preserve">e</m:t>
+                </m:r>
+              </m:e>
+              <m:sub>
+                <m:r>
+                  <m:t xml:space="preserve">B</m:t>
+                </m:r>
+              </m:sub>
+            </m:sSub>
+          </m:sup>
+        </m:sSup>
+      </m:oMath>
+      <w:r>
+        <w:t xml:space="preserve">; стороны обмениваются кривыми-образами и вспомогательными точками, после чего каждая сторона вычисляет изогению «со своей стороны» и приходит к одной и той же результирующей кривой, чей j-инвариант становится общим секретом. На базе SIDH построена схема инкапсуляции ключей SIKE — единственный изогенный кандидат конкурса NIST, отличавшийся самыми короткими ключами. В 2016 году Microsoft выпустила открытую библиотеку SIDH.</w:t>
       </w:r>
     </w:p>
     <w:p>
@@ -1439,213 +2447,627 @@
         <w:jc w:val="both"/>
       </w:pPr>
       <w:r>
-        <w:t>Теория кос введена Эмилем Артином (статьи «Theorie der Zöpfe», 1925, и «Theory of Braids», 1947). Группа кос B_n порождается элементами σ_1, …, σ_(n−1) (элементарные переплетения соседних нитей) с соотношениями: σ_i·σ_j = σ_j·σ_i при |i − j| ≥ 2 и σ_i·σ_(i+</w:t>
-      </w:r>
-      <w:proofErr w:type="gramStart"/>
-      <w:r>
-        <w:t>1)·</w:t>
-      </w:r>
-      <w:proofErr w:type="gramEnd"/>
-      <w:r>
-        <w:t>σ_i = σ_(i+</w:t>
-      </w:r>
-      <w:proofErr w:type="gramStart"/>
-      <w:r>
-        <w:t>1)·</w:t>
-      </w:r>
-      <w:proofErr w:type="gramEnd"/>
-      <w:r>
-        <w:t xml:space="preserve">σ_i·σ_(i+1). Группа </w:t>
-      </w:r>
-      <w:r>
-        <w:lastRenderedPageBreak/>
-        <w:t>кос — некоммутативная, что позволяет строить криптографию на задачах, не сводящихся к факторизации или дискретному логарифму, — прежде всего на задаче сопряжения: по косам b и c = a</w:t>
-      </w:r>
-      <w:proofErr w:type="gramStart"/>
-      <w:r>
-        <w:t>^(</w:t>
-      </w:r>
-      <w:proofErr w:type="gramEnd"/>
-      <w:r>
-        <w:t>−</w:t>
-      </w:r>
-      <w:proofErr w:type="gramStart"/>
-      <w:r>
-        <w:t>1)·</w:t>
-      </w:r>
-      <w:proofErr w:type="gramEnd"/>
-      <w:r>
-        <w:t>b·a найти сопрягающий элемент a. Эта задача (и её усиление — задача одновременного поиска множества сопряжений) не имеет полиномиального решения ни на классическом, ни на квантовом компьютере; известные алгоритмы (Гарсайд, Элрифай–Мортон) имеют сложность порядка n!, где n — число нитей.</w:t>
-      </w:r>
-    </w:p>
-    <w:p>
-      <w:pPr>
-        <w:spacing w:after="0" w:line="360" w:lineRule="auto"/>
-        <w:ind w:firstLine="709"/>
-        <w:jc w:val="both"/>
-      </w:pPr>
-      <w:r>
-        <w:t>Протокол Аншеля–Аншеля–Гольдфельда (AAG, 1999) — протокол выработки общего ключа на группе кос. Публично объявляются группа B_n и два набора кос: a_1, …, a_l (сторона Алисы) и b_1, …, b_m (сторона Боба). Алиса выбирает секретную косу a — произведение кос первого набора, Боб — секретную косу b из второго набора. Затем Алиса передаёт Бобу сопряжённые элементы a</w:t>
-      </w:r>
-      <w:proofErr w:type="gramStart"/>
-      <w:r>
-        <w:t>^(</w:t>
-      </w:r>
-      <w:proofErr w:type="gramEnd"/>
-      <w:r>
-        <w:t>−</w:t>
-      </w:r>
-      <w:proofErr w:type="gramStart"/>
-      <w:r>
-        <w:t>1)·</w:t>
-      </w:r>
-      <w:proofErr w:type="gramEnd"/>
-      <w:r>
-        <w:t>b_1·a, …, a</w:t>
-      </w:r>
-      <w:proofErr w:type="gramStart"/>
-      <w:r>
-        <w:t>^(</w:t>
-      </w:r>
-      <w:proofErr w:type="gramEnd"/>
-      <w:r>
-        <w:t>−</w:t>
-      </w:r>
-      <w:proofErr w:type="gramStart"/>
-      <w:r>
-        <w:t>1)·</w:t>
-      </w:r>
-      <w:proofErr w:type="gramEnd"/>
-      <w:r>
-        <w:t>b_m·a, а Боб Алисе — элементы b</w:t>
-      </w:r>
-      <w:proofErr w:type="gramStart"/>
-      <w:r>
-        <w:t>^(</w:t>
-      </w:r>
-      <w:proofErr w:type="gramEnd"/>
-      <w:r>
-        <w:t>−</w:t>
-      </w:r>
-      <w:proofErr w:type="gramStart"/>
-      <w:r>
-        <w:t>1)·</w:t>
-      </w:r>
-      <w:proofErr w:type="gramEnd"/>
-      <w:r>
-        <w:t>a_1·b, …, b</w:t>
-      </w:r>
-      <w:proofErr w:type="gramStart"/>
-      <w:r>
-        <w:t>^(</w:t>
-      </w:r>
-      <w:proofErr w:type="gramEnd"/>
-      <w:r>
-        <w:t>−</w:t>
-      </w:r>
-      <w:proofErr w:type="gramStart"/>
-      <w:r>
-        <w:t>1)·</w:t>
-      </w:r>
-      <w:proofErr w:type="gramEnd"/>
-      <w:r>
-        <w:t>a_l·b. Зная свою секретную косу и её представление через публичные образующие, Алиса вычисляет b</w:t>
-      </w:r>
-      <w:proofErr w:type="gramStart"/>
-      <w:r>
-        <w:t>^(</w:t>
-      </w:r>
-      <w:proofErr w:type="gramEnd"/>
-      <w:r>
-        <w:t>−</w:t>
-      </w:r>
-      <w:proofErr w:type="gramStart"/>
-      <w:r>
-        <w:t>1)·</w:t>
-      </w:r>
-      <w:proofErr w:type="gramEnd"/>
-      <w:r>
-        <w:t>a·b, а Боб — a</w:t>
-      </w:r>
-      <w:proofErr w:type="gramStart"/>
-      <w:r>
-        <w:t>^(</w:t>
-      </w:r>
-      <w:proofErr w:type="gramEnd"/>
-      <w:r>
-        <w:t>−</w:t>
-      </w:r>
-      <w:proofErr w:type="gramStart"/>
-      <w:r>
-        <w:t>1)·</w:t>
-      </w:r>
-      <w:proofErr w:type="gramEnd"/>
-      <w:r>
-        <w:t>b·a, после чего обе стороны получают один и тот же общий ключ — коммутатор a^(−</w:t>
-      </w:r>
-      <w:proofErr w:type="gramStart"/>
-      <w:r>
-        <w:t>1)·</w:t>
-      </w:r>
-      <w:proofErr w:type="gramEnd"/>
-      <w:r>
-        <w:t>b</w:t>
-      </w:r>
-      <w:proofErr w:type="gramStart"/>
-      <w:r>
-        <w:t>^(</w:t>
-      </w:r>
-      <w:proofErr w:type="gramEnd"/>
-      <w:r>
-        <w:t>−</w:t>
-      </w:r>
-      <w:proofErr w:type="gramStart"/>
-      <w:r>
-        <w:t>1)·</w:t>
-      </w:r>
-      <w:proofErr w:type="gramEnd"/>
-      <w:r>
-        <w:t>a·b (Алиса вычисляет его как a^(−</w:t>
-      </w:r>
-      <w:proofErr w:type="gramStart"/>
-      <w:r>
-        <w:t>1)·</w:t>
-      </w:r>
-      <w:proofErr w:type="gramEnd"/>
-      <w:r>
-        <w:t>(b^(−</w:t>
-      </w:r>
-      <w:proofErr w:type="gramStart"/>
-      <w:r>
-        <w:t>1)·</w:t>
-      </w:r>
-      <w:proofErr w:type="gramEnd"/>
-      <w:r>
-        <w:t>a·b), Боб — как (a^(−</w:t>
-      </w:r>
-      <w:proofErr w:type="gramStart"/>
-      <w:r>
-        <w:t>1)·</w:t>
-      </w:r>
-      <w:proofErr w:type="gramEnd"/>
-      <w:r>
-        <w:t>b·</w:t>
-      </w:r>
-      <w:proofErr w:type="gramStart"/>
-      <w:r>
-        <w:t>a)^</w:t>
-      </w:r>
-      <w:proofErr w:type="gramEnd"/>
-      <w:r>
-        <w:t>(−</w:t>
-      </w:r>
-      <w:proofErr w:type="gramStart"/>
-      <w:r>
-        <w:t>1)·</w:t>
-      </w:r>
-      <w:proofErr w:type="gramEnd"/>
-      <w:r>
-        <w:t>b). Посторонний, видящий только переданные сопряжённые косы, должен решить задачу поиска сопрягающего элемента, что вычислительно невозможно при достаточном числе нитей.</w:t>
+        <w:t xml:space="preserve">Теория кос введена Эмилем Артином (статьи «Theorie der Zöpfe», 1925, и «Theory of Braids», 1947). Группа кос </w:t>
+      </w:r>
+      <m:oMath>
+        <m:sSub>
+          <m:e>
+            <m:r>
+              <m:t xml:space="preserve">B</m:t>
+            </m:r>
+          </m:e>
+          <m:sub>
+            <m:r>
+              <m:t xml:space="preserve">n</m:t>
+            </m:r>
+          </m:sub>
+        </m:sSub>
+      </m:oMath>
+      <w:r>
+        <w:t xml:space="preserve"> порождается элементами </w:t>
+      </w:r>
+      <m:oMath>
+        <m:sSub>
+          <m:e>
+            <m:r>
+              <m:t xml:space="preserve">σ</m:t>
+            </m:r>
+          </m:e>
+          <m:sub>
+            <m:r>
+              <m:t xml:space="preserve">1</m:t>
+            </m:r>
+          </m:sub>
+        </m:sSub>
+        <m:r>
+          <m:t xml:space="preserve">, …, </m:t>
+        </m:r>
+        <m:sSub>
+          <m:e>
+            <m:r>
+              <m:t xml:space="preserve">σ</m:t>
+            </m:r>
+          </m:e>
+          <m:sub>
+            <m:r>
+              <m:t xml:space="preserve">n−1</m:t>
+            </m:r>
+          </m:sub>
+        </m:sSub>
+      </m:oMath>
+      <w:r>
+        <w:t xml:space="preserve"> (элементарные переплетения соседних нитей) с соотношениями: </w:t>
+      </w:r>
+      <m:oMath>
+        <m:sSub>
+          <m:e>
+            <m:r>
+              <m:t xml:space="preserve">σ</m:t>
+            </m:r>
+          </m:e>
+          <m:sub>
+            <m:r>
+              <m:t xml:space="preserve">i</m:t>
+            </m:r>
+          </m:sub>
+        </m:sSub>
+        <m:r>
+          <m:t xml:space="preserve">·</m:t>
+        </m:r>
+        <m:sSub>
+          <m:e>
+            <m:r>
+              <m:t xml:space="preserve">σ</m:t>
+            </m:r>
+          </m:e>
+          <m:sub>
+            <m:r>
+              <m:t xml:space="preserve">j</m:t>
+            </m:r>
+          </m:sub>
+        </m:sSub>
+        <m:r>
+          <m:t xml:space="preserve"> = </m:t>
+        </m:r>
+        <m:sSub>
+          <m:e>
+            <m:r>
+              <m:t xml:space="preserve">σ</m:t>
+            </m:r>
+          </m:e>
+          <m:sub>
+            <m:r>
+              <m:t xml:space="preserve">j</m:t>
+            </m:r>
+          </m:sub>
+        </m:sSub>
+        <m:r>
+          <m:t xml:space="preserve">·</m:t>
+        </m:r>
+        <m:sSub>
+          <m:e>
+            <m:r>
+              <m:t xml:space="preserve">σ</m:t>
+            </m:r>
+          </m:e>
+          <m:sub>
+            <m:r>
+              <m:t xml:space="preserve">i</m:t>
+            </m:r>
+          </m:sub>
+        </m:sSub>
+      </m:oMath>
+      <w:r>
+        <w:t xml:space="preserve"> при </w:t>
+      </w:r>
+      <m:oMath>
+        <m:d>
+          <m:dPr>
+            <m:begChr m:val="|"/>
+            <m:endChr m:val="|"/>
+          </m:dPr>
+          <m:e>
+            <m:r>
+              <m:t xml:space="preserve">i − j</m:t>
+            </m:r>
+          </m:e>
+        </m:d>
+        <m:r>
+          <m:t xml:space="preserve"> ≥ 2</m:t>
+        </m:r>
+      </m:oMath>
+      <w:r>
+        <w:t xml:space="preserve"> и </w:t>
+      </w:r>
+      <m:oMath>
+        <m:sSub>
+          <m:e>
+            <m:r>
+              <m:t xml:space="preserve">σ</m:t>
+            </m:r>
+          </m:e>
+          <m:sub>
+            <m:r>
+              <m:t xml:space="preserve">i</m:t>
+            </m:r>
+          </m:sub>
+        </m:sSub>
+        <m:r>
+          <m:t xml:space="preserve">·</m:t>
+        </m:r>
+        <m:sSub>
+          <m:e>
+            <m:r>
+              <m:t xml:space="preserve">σ</m:t>
+            </m:r>
+          </m:e>
+          <m:sub>
+            <m:r>
+              <m:t xml:space="preserve">i+1</m:t>
+            </m:r>
+          </m:sub>
+        </m:sSub>
+        <m:r>
+          <m:t xml:space="preserve">·</m:t>
+        </m:r>
+        <m:sSub>
+          <m:e>
+            <m:r>
+              <m:t xml:space="preserve">σ</m:t>
+            </m:r>
+          </m:e>
+          <m:sub>
+            <m:r>
+              <m:t xml:space="preserve">i</m:t>
+            </m:r>
+          </m:sub>
+        </m:sSub>
+        <m:r>
+          <m:t xml:space="preserve"> = </m:t>
+        </m:r>
+        <m:sSub>
+          <m:e>
+            <m:r>
+              <m:t xml:space="preserve">σ</m:t>
+            </m:r>
+          </m:e>
+          <m:sub>
+            <m:r>
+              <m:t xml:space="preserve">i+1</m:t>
+            </m:r>
+          </m:sub>
+        </m:sSub>
+        <m:r>
+          <m:t xml:space="preserve">·</m:t>
+        </m:r>
+        <m:sSub>
+          <m:e>
+            <m:r>
+              <m:t xml:space="preserve">σ</m:t>
+            </m:r>
+          </m:e>
+          <m:sub>
+            <m:r>
+              <m:t xml:space="preserve">i</m:t>
+            </m:r>
+          </m:sub>
+        </m:sSub>
+        <m:r>
+          <m:t xml:space="preserve">·</m:t>
+        </m:r>
+        <m:sSub>
+          <m:e>
+            <m:r>
+              <m:t xml:space="preserve">σ</m:t>
+            </m:r>
+          </m:e>
+          <m:sub>
+            <m:r>
+              <m:t xml:space="preserve">i+1</m:t>
+            </m:r>
+          </m:sub>
+        </m:sSub>
+      </m:oMath>
+      <w:r>
+        <w:t xml:space="preserve">. Группа кос — некоммутативная, что позволяет строить криптографию на задачах, не сводящихся к факторизации или дискретному логарифму, — прежде всего на задаче сопряжения: по косам b и c = </w:t>
+      </w:r>
+      <m:oMath>
+        <m:sSup>
+          <m:e>
+            <m:r>
+              <m:t xml:space="preserve">a</m:t>
+            </m:r>
+          </m:e>
+          <m:sup>
+            <m:r>
+              <m:t xml:space="preserve">−1</m:t>
+            </m:r>
+          </m:sup>
+        </m:sSup>
+        <m:r>
+          <m:t xml:space="preserve">·b·a</m:t>
+        </m:r>
+      </m:oMath>
+      <w:r>
+        <w:t xml:space="preserve"> найти сопрягающий элемент a. Эта задача (и её усиление — задача одновременного поиска множества сопряжений) не имеет полиномиального решения ни на классическом, ни на квантовом компьютере; известные алгоритмы (Гарсайд, Элрифай–Мортон) имеют сложность порядка n!, где n — число нитей.</w:t>
+      </w:r>
+    </w:p>
+    <w:p>
+      <w:pPr>
+        <w:spacing w:after="0" w:line="360" w:lineRule="auto"/>
+        <w:ind w:firstLine="709"/>
+        <w:jc w:val="both"/>
+      </w:pPr>
+      <w:r>
+        <w:t xml:space="preserve">Протокол Аншеля–Аншеля–Гольдфельда (AAG, 1999) — протокол выработки общего ключа на группе кос. Публично объявляются группа </w:t>
+      </w:r>
+      <m:oMath>
+        <m:sSub>
+          <m:e>
+            <m:r>
+              <m:t xml:space="preserve">B</m:t>
+            </m:r>
+          </m:e>
+          <m:sub>
+            <m:r>
+              <m:t xml:space="preserve">n</m:t>
+            </m:r>
+          </m:sub>
+        </m:sSub>
+      </m:oMath>
+      <w:r>
+        <w:t xml:space="preserve"> и два набора кос: </w:t>
+      </w:r>
+      <m:oMath>
+        <m:sSub>
+          <m:e>
+            <m:r>
+              <m:t xml:space="preserve">a</m:t>
+            </m:r>
+          </m:e>
+          <m:sub>
+            <m:r>
+              <m:t xml:space="preserve">1</m:t>
+            </m:r>
+          </m:sub>
+        </m:sSub>
+        <m:r>
+          <m:t xml:space="preserve">, …, </m:t>
+        </m:r>
+        <m:sSub>
+          <m:e>
+            <m:r>
+              <m:t xml:space="preserve">a</m:t>
+            </m:r>
+          </m:e>
+          <m:sub>
+            <m:r>
+              <m:t xml:space="preserve">l</m:t>
+            </m:r>
+          </m:sub>
+        </m:sSub>
+      </m:oMath>
+      <w:r>
+        <w:t xml:space="preserve"> (сторона Алисы) и </w:t>
+      </w:r>
+      <m:oMath>
+        <m:sSub>
+          <m:e>
+            <m:r>
+              <m:t xml:space="preserve">b</m:t>
+            </m:r>
+          </m:e>
+          <m:sub>
+            <m:r>
+              <m:t xml:space="preserve">1</m:t>
+            </m:r>
+          </m:sub>
+        </m:sSub>
+        <m:r>
+          <m:t xml:space="preserve">, …, </m:t>
+        </m:r>
+        <m:sSub>
+          <m:e>
+            <m:r>
+              <m:t xml:space="preserve">b</m:t>
+            </m:r>
+          </m:e>
+          <m:sub>
+            <m:r>
+              <m:t xml:space="preserve">m</m:t>
+            </m:r>
+          </m:sub>
+        </m:sSub>
+      </m:oMath>
+      <w:r>
+        <w:t xml:space="preserve"> (сторона Боба). Алиса выбирает секретную косу a — произведение кос первого набора, Боб — секретную косу b из второго набора. Затем Алиса передаёт Бобу сопряжённые элементы </w:t>
+      </w:r>
+      <m:oMath>
+        <m:sSup>
+          <m:e>
+            <m:r>
+              <m:t xml:space="preserve">a</m:t>
+            </m:r>
+          </m:e>
+          <m:sup>
+            <m:r>
+              <m:t xml:space="preserve">−1</m:t>
+            </m:r>
+          </m:sup>
+        </m:sSup>
+        <m:r>
+          <m:t xml:space="preserve">·</m:t>
+        </m:r>
+        <m:sSub>
+          <m:e>
+            <m:r>
+              <m:t xml:space="preserve">b</m:t>
+            </m:r>
+          </m:e>
+          <m:sub>
+            <m:r>
+              <m:t xml:space="preserve">1</m:t>
+            </m:r>
+          </m:sub>
+        </m:sSub>
+        <m:r>
+          <m:t xml:space="preserve">·a</m:t>
+        </m:r>
+      </m:oMath>
+      <w:r>
+        <w:t xml:space="preserve">, …, </w:t>
+      </w:r>
+      <m:oMath>
+        <m:sSup>
+          <m:e>
+            <m:r>
+              <m:t xml:space="preserve">a</m:t>
+            </m:r>
+          </m:e>
+          <m:sup>
+            <m:r>
+              <m:t xml:space="preserve">−1</m:t>
+            </m:r>
+          </m:sup>
+        </m:sSup>
+        <m:r>
+          <m:t xml:space="preserve">·</m:t>
+        </m:r>
+        <m:sSub>
+          <m:e>
+            <m:r>
+              <m:t xml:space="preserve">b</m:t>
+            </m:r>
+          </m:e>
+          <m:sub>
+            <m:r>
+              <m:t xml:space="preserve">m</m:t>
+            </m:r>
+          </m:sub>
+        </m:sSub>
+        <m:r>
+          <m:t xml:space="preserve">·a</m:t>
+        </m:r>
+      </m:oMath>
+      <w:r>
+        <w:t xml:space="preserve">, а Боб Алисе — элементы </w:t>
+      </w:r>
+      <m:oMath>
+        <m:sSup>
+          <m:e>
+            <m:r>
+              <m:t xml:space="preserve">b</m:t>
+            </m:r>
+          </m:e>
+          <m:sup>
+            <m:r>
+              <m:t xml:space="preserve">−1</m:t>
+            </m:r>
+          </m:sup>
+        </m:sSup>
+        <m:r>
+          <m:t xml:space="preserve">·</m:t>
+        </m:r>
+        <m:sSub>
+          <m:e>
+            <m:r>
+              <m:t xml:space="preserve">a</m:t>
+            </m:r>
+          </m:e>
+          <m:sub>
+            <m:r>
+              <m:t xml:space="preserve">1</m:t>
+            </m:r>
+          </m:sub>
+        </m:sSub>
+        <m:r>
+          <m:t xml:space="preserve">·b</m:t>
+        </m:r>
+      </m:oMath>
+      <w:r>
+        <w:t xml:space="preserve">, …, </w:t>
+      </w:r>
+      <m:oMath>
+        <m:sSup>
+          <m:e>
+            <m:r>
+              <m:t xml:space="preserve">b</m:t>
+            </m:r>
+          </m:e>
+          <m:sup>
+            <m:r>
+              <m:t xml:space="preserve">−1</m:t>
+            </m:r>
+          </m:sup>
+        </m:sSup>
+        <m:r>
+          <m:t xml:space="preserve">·</m:t>
+        </m:r>
+        <m:sSub>
+          <m:e>
+            <m:r>
+              <m:t xml:space="preserve">a</m:t>
+            </m:r>
+          </m:e>
+          <m:sub>
+            <m:r>
+              <m:t xml:space="preserve">l</m:t>
+            </m:r>
+          </m:sub>
+        </m:sSub>
+        <m:r>
+          <m:t xml:space="preserve">·b</m:t>
+        </m:r>
+      </m:oMath>
+      <w:r>
+        <w:t xml:space="preserve">. Зная свою секретную косу и её представление через публичные образующие, Алиса вычисляет </w:t>
+      </w:r>
+      <m:oMath>
+        <m:sSup>
+          <m:e>
+            <m:r>
+              <m:t xml:space="preserve">b</m:t>
+            </m:r>
+          </m:e>
+          <m:sup>
+            <m:r>
+              <m:t xml:space="preserve">−1</m:t>
+            </m:r>
+          </m:sup>
+        </m:sSup>
+        <m:r>
+          <m:t xml:space="preserve">·a·b</m:t>
+        </m:r>
+      </m:oMath>
+      <w:r>
+        <w:t xml:space="preserve">, а Боб — </w:t>
+      </w:r>
+      <m:oMath>
+        <m:sSup>
+          <m:e>
+            <m:r>
+              <m:t xml:space="preserve">a</m:t>
+            </m:r>
+          </m:e>
+          <m:sup>
+            <m:r>
+              <m:t xml:space="preserve">−1</m:t>
+            </m:r>
+          </m:sup>
+        </m:sSup>
+        <m:r>
+          <m:t xml:space="preserve">·b·a</m:t>
+        </m:r>
+      </m:oMath>
+      <w:r>
+        <w:t xml:space="preserve">, после чего обе стороны получают один и тот же общий ключ — коммутатор </w:t>
+      </w:r>
+      <m:oMath>
+        <m:sSup>
+          <m:e>
+            <m:r>
+              <m:t xml:space="preserve">a</m:t>
+            </m:r>
+          </m:e>
+          <m:sup>
+            <m:r>
+              <m:t xml:space="preserve">−1</m:t>
+            </m:r>
+          </m:sup>
+        </m:sSup>
+        <m:r>
+          <m:t xml:space="preserve">·</m:t>
+        </m:r>
+        <m:sSup>
+          <m:e>
+            <m:r>
+              <m:t xml:space="preserve">b</m:t>
+            </m:r>
+          </m:e>
+          <m:sup>
+            <m:r>
+              <m:t xml:space="preserve">−1</m:t>
+            </m:r>
+          </m:sup>
+        </m:sSup>
+        <m:r>
+          <m:t xml:space="preserve">·a·b</m:t>
+        </m:r>
+      </m:oMath>
+      <w:r>
+        <w:t xml:space="preserve"> (Алиса вычисляет его как </w:t>
+      </w:r>
+      <m:oMath>
+        <m:sSup>
+          <m:e>
+            <m:r>
+              <m:t xml:space="preserve">a</m:t>
+            </m:r>
+          </m:e>
+          <m:sup>
+            <m:r>
+              <m:t xml:space="preserve">−1</m:t>
+            </m:r>
+          </m:sup>
+        </m:sSup>
+        <m:d>
+          <m:e>
+            <m:sSup>
+              <m:e>
+                <m:r>
+                  <m:t xml:space="preserve">b</m:t>
+                </m:r>
+              </m:e>
+              <m:sup>
+                <m:r>
+                  <m:t xml:space="preserve">−1</m:t>
+                </m:r>
+              </m:sup>
+            </m:sSup>
+            <m:r>
+              <m:t xml:space="preserve">·a·b</m:t>
+            </m:r>
+          </m:e>
+        </m:d>
+      </m:oMath>
+      <w:r>
+        <w:t xml:space="preserve">, Боб — как </w:t>
+      </w:r>
+      <m:oMath>
+        <m:sSup>
+          <m:e>
+            <m:d>
+              <m:e>
+                <m:sSup>
+                  <m:e>
+                    <m:r>
+                      <m:t xml:space="preserve">a</m:t>
+                    </m:r>
+                  </m:e>
+                  <m:sup>
+                    <m:r>
+                      <m:t xml:space="preserve">−1</m:t>
+                    </m:r>
+                  </m:sup>
+                </m:sSup>
+                <m:r>
+                  <m:t xml:space="preserve">·b·a</m:t>
+                </m:r>
+              </m:e>
+            </m:d>
+          </m:e>
+          <m:sup>
+            <m:r>
+              <m:t xml:space="preserve">−1</m:t>
+            </m:r>
+          </m:sup>
+        </m:sSup>
+        <m:r>
+          <m:t xml:space="preserve">·b</m:t>
+        </m:r>
+      </m:oMath>
+      <w:r>
+        <w:t xml:space="preserve">). Посторонний, видящий только переданные сопряжённые косы, должен решить задачу поиска сопрягающего элемента, что вычислительно невозможно при достаточном числе нитей.</w:t>
       </w:r>
     </w:p>
     <w:p>
